--- a/ind/docx/11.content.docx
+++ b/ind/docx/11.content.docx
@@ -6316,19 +6316,7 @@
         <w:rPr>
           <w:lang w:val="id_ID" w:bidi="id_ID"/>
         </w:rPr>
-        <w:t xml:space="preserve">Tahun keempat pemerintahan Salomo adalah sekitar 967 SM. Jika angka 480 dianggap mewakili tahun kalender, maka tanggal keluarnya Israel dari Mesir diperkirakan sekitar tahun 1446 SM. Namun, mereka yang melihat angka tersebut secara simbolis (12 generasi kali 40 tahun masing-masing) menyarankan bahwa peristiwa Keluaran terjadi pada tanggal yang lebih kemudian, sekitar 1270 SM (lihat </w:t>
-      </w:r>
-      <w:r>
-        <w:rPr>
-          <w:lang w:val="id_ID" w:bidi="id_ID"/>
-        </w:rPr>
-        <w:t>Pendahuluan Kitab Keluaran</w:t>
-      </w:r>
-      <w:r>
-        <w:rPr>
-          <w:lang w:val="id_ID" w:bidi="id_ID"/>
-        </w:rPr>
-        <w:t>, “Tanggal Keluaran”).</w:t>
+        <w:t>Tahun keempat pemerintahan Salomo adalah sekitar 967 SM. Jika angka 480 dianggap mewakili tahun kalender, maka tanggal keluarnya Israel dari Mesir diperkirakan sekitar tahun 1446 SM. Namun, mereka yang melihat angka tersebut secara simbolis (12 generasi kali 40 tahun masing-masing) menyarankan bahwa peristiwa Keluaran terjadi pada tanggal yang lebih kemudian, sekitar 1270 SM (lihat Pendahuluan Kitab Keluaran, “Tanggal Keluaran”).</w:t>
       </w:r>
       <w:r>
         <w:rPr>
